--- a/binder_source_ordered/201_S2_2.1_Sensitive_Information_AI_Systems_and_Operational_Exposure.docx
+++ b/binder_source_ordered/201_S2_2.1_Sensitive_Information_AI_Systems_and_Operational_Exposure.docx
@@ -994,7 +994,7 @@
                 <w:color w:val="2F3A4A"/>
                 <w:sz w:val="15"/>
               </w:rPr>
-              <w:t>Evidence gaps, exception trends, control weakness, unresolved exposure, decision rationale, assurance limits, or verification status.</w:t>
+              <w:t>Evidence gaps, exception trends, control weakness, unresolved exposure, decision rationale, confidence limits, or registry record status.</w:t>
             </w:r>
           </w:p>
         </w:tc>
@@ -1058,7 +1058,7 @@
                 <w:color w:val="2F3A4A"/>
                 <w:sz w:val="15"/>
               </w:rPr>
-              <w:t>Control visibility by consequence, preserve decision context, and avoid broad summaries that convert limitation into assurance.</w:t>
+              <w:t>Control visibility by consequence, preserve decision context, and avoid broad summaries that convert limitation into confidence.</w:t>
             </w:r>
           </w:p>
         </w:tc>
@@ -1368,7 +1368,7 @@
                 <w:color w:val="2F3A4A"/>
                 <w:sz w:val="15"/>
               </w:rPr>
-              <w:t>Escalate when open content becomes tied to assurance, verification, or active customer reliance.</w:t>
+              <w:t>Escalate when open content becomes tied to confidence, evidence review, or active customer reliance.</w:t>
             </w:r>
           </w:p>
         </w:tc>
@@ -1842,7 +1842,7 @@
                 <w:color w:val="2F3A4A"/>
                 <w:sz w:val="15"/>
               </w:rPr>
-              <w:t>Content supports assurance, verification, control evidence, formal response, or accountable decision reconstruction.</w:t>
+              <w:t>Content supports confidence, evidence review, control evidence, formal response, or accountable decision reconstruction.</w:t>
             </w:r>
           </w:p>
         </w:tc>
@@ -2934,7 +2934,7 @@
                 <w:color w:val="2F3A4A"/>
                 <w:sz w:val="15"/>
               </w:rPr>
-              <w:t>Review output provenance, intended audience, and whether reused language implies assurance not supported by evidence.</w:t>
+              <w:t>Review output provenance, intended audience, and whether reused language implies confidence not supported by evidence.</w:t>
             </w:r>
           </w:p>
         </w:tc>
@@ -4836,7 +4836,7 @@
                 <w:color w:val="2F3A4A"/>
                 <w:sz w:val="15"/>
               </w:rPr>
-              <w:t>Review whether information communicates fact, interpretation, assurance, limitation, or unresolved exposure.</w:t>
+              <w:t>Review whether information communicates fact, interpretation, confidence, limitation, or unresolved exposure.</w:t>
             </w:r>
           </w:p>
         </w:tc>
@@ -4900,7 +4900,7 @@
                 <w:color w:val="2F3A4A"/>
                 <w:sz w:val="15"/>
               </w:rPr>
-              <w:t>A concise customer response inadvertently becomes a reusable governance assurance claim.</w:t>
+              <w:t>A concise customer response inadvertently becomes a reusable governance confidence claim.</w:t>
             </w:r>
           </w:p>
         </w:tc>
@@ -6473,7 +6473,7 @@
                 <w:color w:val="2F3A4A"/>
                 <w:sz w:val="15"/>
               </w:rPr>
-              <w:t>Context-specific assurance language becomes broader than the original evidence basis.</w:t>
+              <w:t>Context-specific confidence language becomes broader than the original evidence basis.</w:t>
             </w:r>
           </w:p>
         </w:tc>
@@ -7693,7 +7693,7 @@
                 <w:color w:val="2F3A4A"/>
                 <w:sz w:val="15"/>
               </w:rPr>
-              <w:t>Review generated language for audience, assurance level, source basis, and implied commitment.</w:t>
+              <w:t>Review generated language for audience, confidence level, source basis, and implied commitment.</w:t>
             </w:r>
           </w:p>
         </w:tc>
@@ -9730,7 +9730,7 @@
                 <w:color w:val="2F3A4A"/>
                 <w:sz w:val="15"/>
               </w:rPr>
-              <w:t>Statement claims a control, process, posture, status, limitation, or assurance condition.</w:t>
+              <w:t>Statement claims a control, process, posture, status, limitation, or confidence condition.</w:t>
             </w:r>
           </w:p>
         </w:tc>
@@ -10012,7 +10012,7 @@
                 <w:color w:val="17365D"/>
                 <w:sz w:val="16"/>
               </w:rPr>
-              <w:t>Governance Assurance Need</w:t>
+              <w:t>Governance Confidence Need</w:t>
             </w:r>
           </w:p>
         </w:tc>
@@ -11473,7 +11473,7 @@
                 <w:color w:val="2F3A4A"/>
                 <w:sz w:val="15"/>
               </w:rPr>
-              <w:t>Information becomes part of approval, remediation, acceptance of exposure, or assurance statement.</w:t>
+              <w:t>Information becomes part of approval, remediation, acceptance of exposure, or confidence statement.</w:t>
             </w:r>
           </w:p>
         </w:tc>
@@ -12030,7 +12030,7 @@
                 <w:color w:val="2F3A4A"/>
                 <w:sz w:val="15"/>
               </w:rPr>
-              <w:t>Escalate when response language implies assurance, remediation commitment, or unresolved exposure acceptance.</w:t>
+              <w:t>Escalate when response language implies confidence, remediation commitment, or unresolved exposure acceptance.</w:t>
             </w:r>
           </w:p>
         </w:tc>
@@ -12099,7 +12099,7 @@
                 <w:color w:val="2F3A4A"/>
                 <w:sz w:val="15"/>
               </w:rPr>
-              <w:t>Artifacts support control operation, verification, assurance, or decision reconstruction.</w:t>
+              <w:t>Artifacts support control operation, evidence review, confidence, or decision reconstruction.</w:t>
             </w:r>
           </w:p>
         </w:tc>
